--- a/AI Report.docx
+++ b/AI Report.docx
@@ -17,15 +17,7 @@
           <w:b/>
           <w:bCs/>
         </w:rPr>
-        <w:t>I3335</w:t>
-      </w:r>
-      <w:r>
-        <w:rPr>
-          <w:rFonts w:ascii="Cambria" w:hAnsi="Cambria"/>
-          <w:b/>
-          <w:bCs/>
-        </w:rPr>
-        <w:t xml:space="preserve"> Project</w:t>
+        <w:t>I3335 Project</w:t>
       </w:r>
     </w:p>
     <w:p>
@@ -236,35 +228,23 @@
         <w:rPr>
           <w:rFonts w:ascii="Cambria" w:hAnsi="Cambria"/>
         </w:rPr>
-        <w:t xml:space="preserve">Student Full Name: </w:t>
-      </w:r>
-      <w:r>
+        <w:t>Student Full Name: Bilal Hammoud</w:t>
+      </w:r>
+    </w:p>
+    <w:p>
+      <w:pPr>
+        <w:pStyle w:val="BodyText"/>
+        <w:ind w:left="360"/>
+        <w:jc w:val="both"/>
         <w:rPr>
           <w:rFonts w:ascii="Cambria" w:hAnsi="Cambria"/>
         </w:rPr>
-        <w:t>Bilal Hammoud</w:t>
-      </w:r>
-    </w:p>
-    <w:p>
-      <w:pPr>
-        <w:pStyle w:val="BodyText"/>
-        <w:ind w:left="360"/>
-        <w:jc w:val="both"/>
+      </w:pPr>
+      <w:r>
         <w:rPr>
           <w:rFonts w:ascii="Cambria" w:hAnsi="Cambria"/>
         </w:rPr>
-      </w:pPr>
-      <w:r>
-        <w:rPr>
-          <w:rFonts w:ascii="Cambria" w:hAnsi="Cambria"/>
-        </w:rPr>
-        <w:t>Student ID: 6</w:t>
-      </w:r>
-      <w:r>
-        <w:rPr>
-          <w:rFonts w:ascii="Cambria" w:hAnsi="Cambria"/>
-        </w:rPr>
-        <w:t>1105</w:t>
+        <w:t>Student ID: 61105</w:t>
       </w:r>
     </w:p>
     <w:p>
@@ -496,155 +476,199 @@
           <w:u w:val="single"/>
         </w:rPr>
         <w:lastRenderedPageBreak/>
-        <w:t>1. Architectural Components</w:t>
-      </w:r>
-      <w:r>
+        <w:t>1. Architectural Components:</w:t>
+      </w:r>
+    </w:p>
+    <w:p>
+      <w:pPr>
+        <w:pStyle w:val="BodyText"/>
+        <w:ind w:left="360"/>
+        <w:jc w:val="both"/>
+      </w:pPr>
+      <w:r>
+        <w:t>The algorithm is built upon four primary pillars:</w:t>
+      </w:r>
+    </w:p>
+    <w:p>
+      <w:pPr>
+        <w:pStyle w:val="BodyText"/>
+        <w:ind w:left="360"/>
+        <w:jc w:val="both"/>
+      </w:pPr>
+      <w:r>
+        <w:t>-DNA: An array representing a specific sequence of instructions or behavioral data.</w:t>
+      </w:r>
+    </w:p>
+    <w:p>
+      <w:pPr>
+        <w:pStyle w:val="BodyText"/>
+        <w:ind w:left="360"/>
+        <w:jc w:val="both"/>
+      </w:pPr>
+      <w:r>
+        <w:t>-Gene Pool: A population of diverse specimens serving as the current generation's genetic reservoir.</w:t>
+      </w:r>
+    </w:p>
+    <w:p>
+      <w:pPr>
+        <w:pStyle w:val="BodyText"/>
+        <w:ind w:left="360"/>
+        <w:jc w:val="both"/>
+      </w:pPr>
+      <w:r>
+        <w:t>-Selection: The "Natural Selection" barrier where specimens are chosen for reproduction based on performance.</w:t>
+      </w:r>
+    </w:p>
+    <w:p>
+      <w:pPr>
+        <w:pStyle w:val="BodyText"/>
+        <w:ind w:left="360"/>
+        <w:jc w:val="both"/>
+      </w:pPr>
+      <w:r>
+        <w:t>-Mutation Rate: A low-probability variable introduced to maintain genetic variety.</w:t>
+      </w:r>
+    </w:p>
+    <w:p>
+      <w:pPr>
+        <w:pStyle w:val="BodyText"/>
+        <w:ind w:left="360"/>
+        <w:jc w:val="both"/>
+      </w:pPr>
+      <w:r>
+        <w:t>-Note: A mutation rate that is too high transforms the GA into a stochastic brute-force search, undermining the efficiency of evolutionary convergence.</w:t>
+      </w:r>
+    </w:p>
+    <w:p>
+      <w:pPr>
+        <w:pStyle w:val="BodyText"/>
+        <w:ind w:left="360"/>
+        <w:jc w:val="both"/>
         <w:rPr>
           <w:u w:val="single"/>
         </w:rPr>
-        <w:t>:</w:t>
-      </w:r>
-    </w:p>
-    <w:p>
-      <w:pPr>
-        <w:pStyle w:val="BodyText"/>
-        <w:ind w:left="360"/>
-        <w:jc w:val="both"/>
-      </w:pPr>
-      <w:r>
-        <w:t>The algorithm is built upon four primary pillars:</w:t>
-      </w:r>
-    </w:p>
-    <w:p>
-      <w:pPr>
-        <w:pStyle w:val="BodyText"/>
-        <w:ind w:left="360"/>
-        <w:jc w:val="both"/>
-      </w:pPr>
-      <w:r>
-        <w:t>-DNA: An array representing a specific sequence of instructions or behavioral data.</w:t>
-      </w:r>
-    </w:p>
-    <w:p>
-      <w:pPr>
-        <w:pStyle w:val="BodyText"/>
-        <w:ind w:left="360"/>
-        <w:jc w:val="both"/>
-      </w:pPr>
-      <w:r>
-        <w:t>-Gene Pool: A population of diverse specimens serving as the current generation's genetic reservoir.</w:t>
-      </w:r>
-    </w:p>
-    <w:p>
-      <w:pPr>
-        <w:pStyle w:val="BodyText"/>
-        <w:ind w:left="360"/>
-        <w:jc w:val="both"/>
-      </w:pPr>
-      <w:r>
-        <w:t>-Selection: The "Natural Selection" barrier where specimens are chosen for reproduction based on performance.</w:t>
-      </w:r>
-    </w:p>
-    <w:p>
-      <w:pPr>
-        <w:pStyle w:val="BodyText"/>
-        <w:ind w:left="360"/>
-        <w:jc w:val="both"/>
-      </w:pPr>
-      <w:r>
-        <w:t>-Mutation Rate: A low-probability variable introduced to maintain genetic variety.</w:t>
-      </w:r>
-    </w:p>
-    <w:p>
-      <w:pPr>
-        <w:pStyle w:val="BodyText"/>
-        <w:ind w:left="360"/>
-        <w:jc w:val="both"/>
-      </w:pPr>
-      <w:r>
-        <w:t>-Note: A mutation rate that is too high transforms the GA into a stochastic brute-force search, undermining the efficiency of evolutionary convergence.</w:t>
-      </w:r>
-    </w:p>
-    <w:p>
-      <w:pPr>
-        <w:pStyle w:val="BodyText"/>
-        <w:ind w:left="360"/>
-        <w:jc w:val="both"/>
+      </w:pPr>
+      <w:r>
         <w:rPr>
           <w:u w:val="single"/>
         </w:rPr>
-      </w:pPr>
-      <w:r>
+        <w:t>2. Fitness Logic vs. Brute Force:</w:t>
+      </w:r>
+    </w:p>
+    <w:p>
+      <w:pPr>
+        <w:pStyle w:val="BodyText"/>
+        <w:ind w:left="360"/>
+        <w:jc w:val="both"/>
+      </w:pPr>
+      <w:r>
+        <w:t>While the game could theoretically be solved via brute force, the state space is too vast for such an approach to be computationally viable. Instead, we utilize a Fitness Function to assess the efficacy of each specimen during its lifecycle.</w:t>
+      </w:r>
+    </w:p>
+    <w:p>
+      <w:pPr>
+        <w:pStyle w:val="BodyText"/>
+        <w:ind w:left="360"/>
+        <w:jc w:val="both"/>
+      </w:pPr>
+      <w:r>
+        <w:t>Points are awarded based on specific heuristics:</w:t>
+      </w:r>
+    </w:p>
+    <w:p>
+      <w:pPr>
+        <w:pStyle w:val="BodyText"/>
+        <w:ind w:left="360"/>
+        <w:jc w:val="both"/>
+      </w:pPr>
+      <w:r>
+        <w:t>-Pellets Consumed: High reward.</w:t>
+      </w:r>
+    </w:p>
+    <w:p>
+      <w:pPr>
+        <w:pStyle w:val="BodyText"/>
+        <w:ind w:left="360"/>
+        <w:jc w:val="both"/>
+      </w:pPr>
+      <w:r>
+        <w:t>-Survival Time: Incremental reward (lower priority than pellets).</w:t>
+      </w:r>
+    </w:p>
+    <w:p>
+      <w:pPr>
+        <w:pStyle w:val="BodyText"/>
+        <w:ind w:left="360"/>
+        <w:jc w:val="both"/>
+      </w:pPr>
+      <w:r>
+        <w:t>-Win State: Maximum reward.</w:t>
+      </w:r>
+    </w:p>
+    <w:p>
+      <w:pPr>
+        <w:pStyle w:val="BodyText"/>
+        <w:ind w:left="360"/>
+        <w:jc w:val="both"/>
+      </w:pPr>
+      <w:r>
+        <w:t>-Death: Significant penalty.</w:t>
+      </w:r>
+    </w:p>
+    <w:p>
+      <w:pPr>
+        <w:pStyle w:val="BodyText"/>
+        <w:ind w:left="360"/>
+        <w:jc w:val="both"/>
         <w:rPr>
           <w:u w:val="single"/>
         </w:rPr>
-        <w:t>2. Fitness Logic vs. Brute Force</w:t>
-      </w:r>
+      </w:pPr>
       <w:r>
         <w:rPr>
           <w:u w:val="single"/>
         </w:rPr>
-        <w:t>:</w:t>
-      </w:r>
-    </w:p>
-    <w:p>
-      <w:pPr>
-        <w:pStyle w:val="BodyText"/>
-        <w:ind w:left="360"/>
-        <w:jc w:val="both"/>
-      </w:pPr>
-      <w:r>
-        <w:t>While the game could theoretically be solved via brute force, the state space is too vast for such an approach to be computationally viable. Instead, we utilize a Fitness Function to assess the efficacy of each specimen during its lifecycle.</w:t>
-      </w:r>
-    </w:p>
-    <w:p>
-      <w:pPr>
-        <w:pStyle w:val="BodyText"/>
-        <w:ind w:left="360"/>
-        <w:jc w:val="both"/>
-      </w:pPr>
-      <w:r>
-        <w:t>Points are awarded based on specific heuristics:</w:t>
-      </w:r>
-    </w:p>
-    <w:p>
-      <w:pPr>
-        <w:pStyle w:val="BodyText"/>
-        <w:ind w:left="360"/>
-        <w:jc w:val="both"/>
-      </w:pPr>
-      <w:r>
-        <w:t>-Pellets Consumed: High reward.</w:t>
-      </w:r>
-    </w:p>
-    <w:p>
-      <w:pPr>
-        <w:pStyle w:val="BodyText"/>
-        <w:ind w:left="360"/>
-        <w:jc w:val="both"/>
-      </w:pPr>
-      <w:r>
-        <w:t>-Survival Time: Incremental reward (lower priority than pellets).</w:t>
-      </w:r>
-    </w:p>
-    <w:p>
-      <w:pPr>
-        <w:pStyle w:val="BodyText"/>
-        <w:ind w:left="360"/>
-        <w:jc w:val="both"/>
-      </w:pPr>
-      <w:r>
-        <w:t>-Win State: Maximum reward.</w:t>
-      </w:r>
-    </w:p>
-    <w:p>
-      <w:pPr>
-        <w:pStyle w:val="BodyText"/>
-        <w:ind w:left="360"/>
-        <w:jc w:val="both"/>
-      </w:pPr>
-      <w:r>
-        <w:t>-Death: Significant penalty.</w:t>
+        <w:t>3. Selection Strategy and Diversity:</w:t>
+      </w:r>
+    </w:p>
+    <w:p>
+      <w:pPr>
+        <w:pStyle w:val="BodyText"/>
+        <w:ind w:left="360"/>
+        <w:jc w:val="both"/>
+      </w:pPr>
+      <w:r>
+        <w:t>At the end of a generation, fitness scores are normalized to 1.0. We then utilize a probability-based selection (often called Roulette Wheel selection) where a specimen’s score dictates its likelihood of reproduction.</w:t>
+      </w:r>
+    </w:p>
+    <w:p>
+      <w:pPr>
+        <w:pStyle w:val="BodyText"/>
+        <w:ind w:left="360"/>
+        <w:jc w:val="both"/>
+      </w:pPr>
+      <w:r>
+        <w:t>We explicitly avoid "Elitism" (selecting only the top performers) for two reasons:</w:t>
+      </w:r>
+    </w:p>
+    <w:p>
+      <w:pPr>
+        <w:pStyle w:val="BodyText"/>
+        <w:ind w:left="360"/>
+        <w:jc w:val="both"/>
+      </w:pPr>
+      <w:r>
+        <w:t>Genetic Stagnation: Selecting only the top tier narrows the gene pool too quickly, leading to premature convergence on a sub-optimal solution.</w:t>
+      </w:r>
+    </w:p>
+    <w:p>
+      <w:pPr>
+        <w:pStyle w:val="BodyText"/>
+        <w:ind w:left="360"/>
+        <w:jc w:val="both"/>
+      </w:pPr>
+      <w:r>
+        <w:t>Hidden Traits: Lower-scoring specimens may carry "nuggets of success"—specific genes that, when combined with others, contribute to a superior future specimen.</w:t>
       </w:r>
     </w:p>
     <w:p>
@@ -660,130 +684,50 @@
         <w:rPr>
           <w:u w:val="single"/>
         </w:rPr>
-        <w:t>3. Selection Strategy and Diversity</w:t>
-      </w:r>
-      <w:r>
+        <w:t>4. Crossover: The "Coin Flip" Approach:</w:t>
+      </w:r>
+    </w:p>
+    <w:p>
+      <w:pPr>
+        <w:pStyle w:val="BodyText"/>
+        <w:ind w:left="360"/>
+        <w:jc w:val="both"/>
+      </w:pPr>
+    </w:p>
+    <w:p>
+      <w:pPr>
+        <w:pStyle w:val="BodyText"/>
+        <w:ind w:left="360"/>
+        <w:jc w:val="both"/>
+      </w:pPr>
+      <w:r>
+        <w:t>The most critical aspect of evolution is the recombination of genes. Rather than a simple "Single-Point Crossover" (splitting the array in half), we employ a Uniform Crossover method, effectively a "coin flip" for every gene:</w:t>
+      </w:r>
+    </w:p>
+    <w:p>
+      <w:pPr>
+        <w:pStyle w:val="BodyText"/>
+        <w:ind w:left="360"/>
+        <w:jc w:val="both"/>
+      </w:pPr>
+      <w:r>
+        <w:t>For each index in the DNA array, a random choice determines whether the gene is inherited from Parent A or Parent B. While computationally more intensive, this guarantees significantly higher genetic coverage and ensures that advantageous traits from both parents are more likely to be integrated into the offspring.</w:t>
+      </w:r>
+    </w:p>
+    <w:p>
+      <w:pPr>
+        <w:pStyle w:val="BodyText"/>
+        <w:ind w:left="360"/>
+        <w:jc w:val="both"/>
         <w:rPr>
           <w:u w:val="single"/>
         </w:rPr>
-        <w:t>:</w:t>
-      </w:r>
-    </w:p>
-    <w:p>
-      <w:pPr>
-        <w:pStyle w:val="BodyText"/>
-        <w:ind w:left="360"/>
-        <w:jc w:val="both"/>
-      </w:pPr>
-      <w:r>
-        <w:t>At the end of a generation, fitness scores are normalized to 1.0. We then utilize a probability-based selection (often called Roulette Wheel selection) where a specimen’s score dictates its likelihood of reproduction.</w:t>
-      </w:r>
-    </w:p>
-    <w:p>
-      <w:pPr>
-        <w:pStyle w:val="BodyText"/>
-        <w:ind w:left="360"/>
-        <w:jc w:val="both"/>
-      </w:pPr>
-      <w:r>
-        <w:t>We explicitly avoid "Elitism" (selecting only the top performers) for two reasons:</w:t>
-      </w:r>
-    </w:p>
-    <w:p>
-      <w:pPr>
-        <w:pStyle w:val="BodyText"/>
-        <w:ind w:left="360"/>
-        <w:jc w:val="both"/>
-      </w:pPr>
-      <w:r>
-        <w:t>Genetic Stagnation: Selecting only the top tier narrows the gene pool too quickly, leading to premature convergence on a sub-optimal solution.</w:t>
-      </w:r>
-    </w:p>
-    <w:p>
-      <w:pPr>
-        <w:pStyle w:val="BodyText"/>
-        <w:ind w:left="360"/>
-        <w:jc w:val="both"/>
-      </w:pPr>
-      <w:r>
-        <w:t>Hidden Traits: Lower-scoring specimens may carry "nuggets of success"—specific genes that, when combined with others, contribute to a superior future specimen.</w:t>
-      </w:r>
-    </w:p>
-    <w:p>
-      <w:pPr>
-        <w:pStyle w:val="BodyText"/>
-        <w:ind w:left="360"/>
-        <w:jc w:val="both"/>
+      </w:pPr>
+      <w:r>
         <w:rPr>
           <w:u w:val="single"/>
         </w:rPr>
-      </w:pPr>
-      <w:r>
-        <w:rPr>
-          <w:u w:val="single"/>
-        </w:rPr>
-        <w:t>4. Crossover: The "Coin Flip" Approach</w:t>
-      </w:r>
-      <w:r>
-        <w:rPr>
-          <w:u w:val="single"/>
-        </w:rPr>
-        <w:t>:</w:t>
-      </w:r>
-    </w:p>
-    <w:p>
-      <w:pPr>
-        <w:pStyle w:val="BodyText"/>
-        <w:ind w:left="360"/>
-        <w:jc w:val="both"/>
-      </w:pPr>
-    </w:p>
-    <w:p>
-      <w:pPr>
-        <w:pStyle w:val="BodyText"/>
-        <w:ind w:left="360"/>
-        <w:jc w:val="both"/>
-      </w:pPr>
-      <w:r>
-        <w:t>The most critical aspect of evolution is the recombination of genes. Rather than a simple "Single-Point Crossover"</w:t>
-      </w:r>
-      <w:r>
-        <w:t xml:space="preserve"> </w:t>
-      </w:r>
-      <w:r>
-        <w:t>(splitting the array in half), we employ a Uniform Crossover method, effectively a "coin flip" for every gene:</w:t>
-      </w:r>
-    </w:p>
-    <w:p>
-      <w:pPr>
-        <w:pStyle w:val="BodyText"/>
-        <w:ind w:left="360"/>
-        <w:jc w:val="both"/>
-      </w:pPr>
-      <w:r>
-        <w:t>For each index in the DNA array, a random choice determines whether the gene is inherited from Parent A or Parent B. While computationally more intensive, this guarantees significantly higher genetic coverage and ensures that advantageous traits from both parents are more likely to be integrated into the offspring.</w:t>
-      </w:r>
-    </w:p>
-    <w:p>
-      <w:pPr>
-        <w:pStyle w:val="BodyText"/>
-        <w:ind w:left="360"/>
-        <w:jc w:val="both"/>
-        <w:rPr>
-          <w:u w:val="single"/>
-        </w:rPr>
-      </w:pPr>
-      <w:r>
-        <w:rPr>
-          <w:u w:val="single"/>
-        </w:rPr>
-        <w:t>5. Iteration and Convergence</w:t>
-      </w:r>
-      <w:r>
-        <w:rPr>
-          <w:u w:val="single"/>
-        </w:rPr>
-        <w:t>:</w:t>
+        <w:t>5. Iteration and Convergence:</w:t>
       </w:r>
     </w:p>
     <w:p>
@@ -997,10 +941,7 @@
       </w:r>
       <w:proofErr w:type="spellEnd"/>
       <w:r>
-        <w:t xml:space="preserve"> controller acts at once as a fully random direction picker and as a handy template to copy and paste to ensure the controller is running properly</w:t>
-      </w:r>
-      <w:r>
-        <w:t>.</w:t>
+        <w:t xml:space="preserve"> controller acts at once as a fully random direction picker and as a handy template to copy and paste to ensure the controller is running properly.</w:t>
       </w:r>
     </w:p>
     <w:p>
@@ -1017,13 +958,7 @@
       </w:r>
       <w:proofErr w:type="spellEnd"/>
       <w:r>
-        <w:t xml:space="preserve"> which is by default set to 1 (second) and that time is set to 0 if this condition if this condition is true</w:t>
-      </w:r>
-      <w:r>
-        <w:t xml:space="preserve">, </w:t>
-      </w:r>
-      <w:r>
-        <w:t xml:space="preserve">if this sequence is not respected then the ghost will execute its movement at </w:t>
+        <w:t xml:space="preserve"> which is by default set to 1 (second) and that time is set to 0 if this condition if this condition is true, if this sequence is not respected then the ghost will execute its movement at </w:t>
       </w:r>
       <w:proofErr w:type="spellStart"/>
       <w:r>
@@ -1140,10 +1075,7 @@
       </w:r>
       <w:proofErr w:type="spellEnd"/>
       <w:r>
-        <w:t xml:space="preserve"> is used to move the ghost toward the location considered to be the "patrol start"</w:t>
-      </w:r>
-      <w:r>
-        <w:t>.</w:t>
+        <w:t xml:space="preserve"> is used to move the ghost toward the location considered to be the "patrol start".</w:t>
       </w:r>
     </w:p>
     <w:p>
@@ -1165,13 +1097,7 @@
       </w:r>
       <w:proofErr w:type="spellEnd"/>
       <w:r>
-        <w:t xml:space="preserve"> is where the patrol route is described</w:t>
-      </w:r>
-      <w:r>
-        <w:t>.</w:t>
-      </w:r>
-      <w:r>
-        <w:t xml:space="preserve"> </w:t>
+        <w:t xml:space="preserve"> is where the patrol route is described. </w:t>
       </w:r>
     </w:p>
     <w:p>
@@ -1284,92 +1210,381 @@
           <w:i/>
           <w:iCs/>
         </w:rPr>
-        <w:t>c.2</w:t>
-      </w:r>
+        <w:t xml:space="preserve">c.2 the above is a short snippet of one of the </w:t>
+      </w:r>
+      <w:proofErr w:type="gramStart"/>
       <w:r>
         <w:rPr>
           <w:i/>
           <w:iCs/>
         </w:rPr>
-        <w:t xml:space="preserve"> the above is a short snippet of one of the </w:t>
-      </w:r>
-      <w:proofErr w:type="gramStart"/>
+        <w:t>"concrete"</w:t>
+      </w:r>
+      <w:proofErr w:type="gramEnd"/>
       <w:r>
         <w:rPr>
           <w:i/>
           <w:iCs/>
         </w:rPr>
-        <w:t>"concrete"</w:t>
-      </w:r>
-      <w:proofErr w:type="gramEnd"/>
+        <w:t xml:space="preserve"> </w:t>
+      </w:r>
+      <w:proofErr w:type="spellStart"/>
       <w:r>
         <w:rPr>
           <w:i/>
           <w:iCs/>
         </w:rPr>
-        <w:t xml:space="preserve"> </w:t>
-      </w:r>
-      <w:proofErr w:type="spellStart"/>
+        <w:t>PatrolGhost</w:t>
+      </w:r>
+      <w:proofErr w:type="spellEnd"/>
       <w:r>
         <w:rPr>
           <w:i/>
           <w:iCs/>
         </w:rPr>
-        <w:t>PatrolGhost</w:t>
-      </w:r>
-      <w:proofErr w:type="spellEnd"/>
+        <w:t xml:space="preserve"> </w:t>
+      </w:r>
+      <w:proofErr w:type="spellStart"/>
       <w:r>
         <w:rPr>
           <w:i/>
           <w:iCs/>
         </w:rPr>
+        <w:t>copntrollers</w:t>
+      </w:r>
+      <w:proofErr w:type="spellEnd"/>
+    </w:p>
+    <w:p>
+      <w:pPr>
+        <w:pStyle w:val="BodyText"/>
+        <w:ind w:left="360"/>
+      </w:pPr>
+      <w:r>
+        <w:t xml:space="preserve">it dictates that the ghost initially </w:t>
+      </w:r>
+      <w:proofErr w:type="gramStart"/>
+      <w:r>
+        <w:t>move</w:t>
+      </w:r>
+      <w:proofErr w:type="gramEnd"/>
+      <w:r>
+        <w:t xml:space="preserve"> up then left followed by down for 2 seconds and ending with moving right.</w:t>
+      </w:r>
+    </w:p>
+    <w:p>
+      <w:pPr>
+        <w:pStyle w:val="BodyText"/>
+        <w:ind w:left="360"/>
+      </w:pPr>
+      <w:proofErr w:type="gramStart"/>
+      <w:r>
+        <w:t>this sequences</w:t>
+      </w:r>
+      <w:proofErr w:type="gramEnd"/>
+      <w:r>
+        <w:t xml:space="preserve"> sets the ghost to end up where this script dictates as the "patrol start" where when reaching this position the controller then moves the ghost left and right for 2 seconds each infinitely.</w:t>
+      </w:r>
+    </w:p>
+    <w:p>
+      <w:pPr>
+        <w:pStyle w:val="BodyText"/>
+        <w:ind w:left="360"/>
+        <w:rPr>
+          <w:b/>
+          <w:bCs/>
+          <w:u w:val="single"/>
+        </w:rPr>
+      </w:pPr>
+      <w:r>
+        <w:rPr>
+          <w:b/>
+          <w:bCs/>
+          <w:u w:val="single"/>
+        </w:rPr>
+        <w:t>A* Algorithm:</w:t>
+      </w:r>
+    </w:p>
+    <w:p>
+      <w:pPr>
+        <w:pStyle w:val="BodyText"/>
+        <w:ind w:left="360"/>
+      </w:pPr>
+      <w:r>
+        <w:t xml:space="preserve">Since we </w:t>
+      </w:r>
+      <w:proofErr w:type="gramStart"/>
+      <w:r>
+        <w:t>didn’t</w:t>
+      </w:r>
+      <w:proofErr w:type="gramEnd"/>
+      <w:r>
+        <w:t xml:space="preserve"> want all of the ghosts to be mindlessly moving randomly, we decided to give some of them the A* Algorithm. </w:t>
+      </w:r>
+      <w:r>
+        <w:t xml:space="preserve">A* Search algorithm is one of the best and popular technique used in </w:t>
+      </w:r>
+      <w:proofErr w:type="gramStart"/>
+      <w:r>
+        <w:t>path-finding</w:t>
+      </w:r>
+      <w:proofErr w:type="gramEnd"/>
+      <w:r>
+        <w:t>, because unlike other algorithms, it's very efficient and fast in works, hence why it's the go-to and most used algorithm in games.</w:t>
+      </w:r>
+    </w:p>
+    <w:p>
+      <w:pPr>
+        <w:pStyle w:val="BodyText"/>
+        <w:ind w:left="360"/>
+      </w:pPr>
+      <w:r>
+        <w:t xml:space="preserve">On the theoretical side, the algorithm starts from the starting node, then it checks all of </w:t>
+      </w:r>
+      <w:proofErr w:type="spellStart"/>
+      <w:r>
+        <w:t>it's</w:t>
+      </w:r>
+      <w:proofErr w:type="spellEnd"/>
+      <w:r>
         <w:t xml:space="preserve"> </w:t>
       </w:r>
       <w:proofErr w:type="spellStart"/>
       <w:r>
-        <w:rPr>
-          <w:i/>
-          <w:iCs/>
-        </w:rPr>
-        <w:t>copntrollers</w:t>
-      </w:r>
-      <w:proofErr w:type="spellEnd"/>
-    </w:p>
-    <w:p>
-      <w:pPr>
-        <w:pStyle w:val="BodyText"/>
-        <w:ind w:left="360"/>
-      </w:pPr>
-      <w:r>
-        <w:t xml:space="preserve">it dictates that the ghost initially </w:t>
+        <w:t>neighbours</w:t>
+      </w:r>
+      <w:proofErr w:type="spellEnd"/>
+      <w:r>
+        <w:t xml:space="preserve">, calculates the f(n) value of each node, obtained via adding the g(n) value (the route weight) and the h(n) value (an estimation of the </w:t>
+      </w:r>
+      <w:proofErr w:type="spellStart"/>
+      <w:r>
+        <w:t>neighbour's</w:t>
+      </w:r>
+      <w:proofErr w:type="spellEnd"/>
+      <w:r>
+        <w:t xml:space="preserve"> distance from the destination node), then compares all the f(n) values of the </w:t>
+      </w:r>
+      <w:proofErr w:type="spellStart"/>
+      <w:r>
+        <w:t>neighbouring</w:t>
+      </w:r>
+      <w:proofErr w:type="spellEnd"/>
+      <w:r>
+        <w:t xml:space="preserve"> nodes, marks the cheapest as "visited" and puts the other paths in "temp", then it goes into the visited node and repeats the cycle with </w:t>
+      </w:r>
+      <w:proofErr w:type="spellStart"/>
+      <w:r>
+        <w:t>it's</w:t>
+      </w:r>
+      <w:proofErr w:type="spellEnd"/>
+      <w:r>
+        <w:t xml:space="preserve"> </w:t>
+      </w:r>
+      <w:proofErr w:type="spellStart"/>
+      <w:r>
+        <w:t>neighbours</w:t>
+      </w:r>
+      <w:proofErr w:type="spellEnd"/>
+      <w:r>
+        <w:t xml:space="preserve"> until it reaches the destination node, in which it SHOULD come out as the cheapest path from start to finish.</w:t>
+      </w:r>
+    </w:p>
+    <w:p>
+      <w:pPr>
+        <w:pStyle w:val="BodyText"/>
+        <w:ind w:left="360"/>
+      </w:pPr>
+      <w:r>
+        <w:t>On The technical side, the algorithm goes through multiple steps:</w:t>
+      </w:r>
+    </w:p>
+    <w:p>
+      <w:pPr>
+        <w:pStyle w:val="BodyText"/>
+        <w:ind w:left="360"/>
+      </w:pPr>
+      <w:r>
+        <w:t xml:space="preserve">1. </w:t>
+      </w:r>
+      <w:proofErr w:type="spellStart"/>
+      <w:r>
+        <w:t>Initialise</w:t>
+      </w:r>
+      <w:proofErr w:type="spellEnd"/>
+      <w:r>
+        <w:t xml:space="preserve"> the open list</w:t>
+      </w:r>
+    </w:p>
+    <w:p>
+      <w:pPr>
+        <w:pStyle w:val="BodyText"/>
+        <w:ind w:left="360"/>
+      </w:pPr>
+      <w:r>
+        <w:t xml:space="preserve">2. </w:t>
+      </w:r>
+      <w:proofErr w:type="spellStart"/>
+      <w:r>
+        <w:t>Initialise</w:t>
+      </w:r>
+      <w:proofErr w:type="spellEnd"/>
+      <w:r>
+        <w:t xml:space="preserve"> the closed list and puts the starting node on the open list</w:t>
+      </w:r>
+    </w:p>
+    <w:p>
+      <w:pPr>
+        <w:pStyle w:val="BodyText"/>
+        <w:ind w:left="360"/>
+      </w:pPr>
+      <w:r>
+        <w:t>3. While the open list is not empty:</w:t>
+      </w:r>
+    </w:p>
+    <w:p>
+      <w:pPr>
+        <w:pStyle w:val="BodyText"/>
+        <w:ind w:left="360"/>
+      </w:pPr>
+      <w:r>
+        <w:t xml:space="preserve">  a. </w:t>
       </w:r>
       <w:proofErr w:type="gramStart"/>
       <w:r>
-        <w:t>move</w:t>
+        <w:t>find</w:t>
       </w:r>
       <w:proofErr w:type="gramEnd"/>
       <w:r>
-        <w:t xml:space="preserve"> up then left followed by down for 2 seconds and ending with moving right</w:t>
-      </w:r>
-      <w:r>
-        <w:t>.</w:t>
-      </w:r>
-    </w:p>
-    <w:p>
-      <w:pPr>
-        <w:pStyle w:val="BodyText"/>
-        <w:ind w:left="360"/>
-      </w:pPr>
+        <w:t xml:space="preserve"> the node with the least f(n) on the open list and call it "q"</w:t>
+      </w:r>
+    </w:p>
+    <w:p>
+      <w:pPr>
+        <w:pStyle w:val="BodyText"/>
+        <w:ind w:left="360"/>
+      </w:pPr>
+      <w:r>
+        <w:t xml:space="preserve">  b. pop q off open list</w:t>
+      </w:r>
+    </w:p>
+    <w:p>
+      <w:pPr>
+        <w:pStyle w:val="BodyText"/>
+        <w:ind w:left="360"/>
+      </w:pPr>
+      <w:r>
+        <w:t xml:space="preserve">  c. </w:t>
+      </w:r>
       <w:proofErr w:type="gramStart"/>
       <w:r>
-        <w:t>this sequences</w:t>
+        <w:t>generate</w:t>
       </w:r>
       <w:proofErr w:type="gramEnd"/>
       <w:r>
-        <w:t xml:space="preserve"> sets the ghost to end up where this script dictates as the "patrol start" where when reaching this position the controller then moves the ghost left and right for 2 seconds each infinitely</w:t>
-      </w:r>
-      <w:r>
-        <w:t>.</w:t>
+        <w:t xml:space="preserve"> q's successors and set their parents to q</w:t>
+      </w:r>
+    </w:p>
+    <w:p>
+      <w:pPr>
+        <w:pStyle w:val="BodyText"/>
+        <w:ind w:left="360"/>
+      </w:pPr>
+      <w:r>
+        <w:t xml:space="preserve">  d. for each successor:</w:t>
+      </w:r>
+    </w:p>
+    <w:p>
+      <w:pPr>
+        <w:pStyle w:val="BodyText"/>
+        <w:ind w:left="360"/>
+      </w:pPr>
+      <w:r>
+        <w:lastRenderedPageBreak/>
+        <w:t xml:space="preserve">    </w:t>
+      </w:r>
+      <w:proofErr w:type="spellStart"/>
+      <w:r>
+        <w:t>i</w:t>
+      </w:r>
+      <w:proofErr w:type="spellEnd"/>
+      <w:r>
+        <w:t>. if successor is the goal, stop search</w:t>
+      </w:r>
+    </w:p>
+    <w:p>
+      <w:pPr>
+        <w:pStyle w:val="BodyText"/>
+        <w:ind w:left="360"/>
+      </w:pPr>
+      <w:r>
+        <w:t xml:space="preserve">    ii. else, compute both g and h for successor, </w:t>
+      </w:r>
+      <w:proofErr w:type="spellStart"/>
+      <w:r>
+        <w:t>successor.h</w:t>
+      </w:r>
+      <w:proofErr w:type="spellEnd"/>
+      <w:r>
+        <w:t xml:space="preserve"> = distance from goal to </w:t>
+      </w:r>
+      <w:r>
+        <w:t xml:space="preserve">     </w:t>
+      </w:r>
+      <w:r>
+        <w:t xml:space="preserve">successor, </w:t>
+      </w:r>
+      <w:proofErr w:type="spellStart"/>
+      <w:proofErr w:type="gramStart"/>
+      <w:r>
+        <w:t>successor,f</w:t>
+      </w:r>
+      <w:proofErr w:type="spellEnd"/>
+      <w:proofErr w:type="gramEnd"/>
+      <w:r>
+        <w:t xml:space="preserve"> = </w:t>
+      </w:r>
+      <w:proofErr w:type="spellStart"/>
+      <w:r>
+        <w:t>successor.g</w:t>
+      </w:r>
+      <w:proofErr w:type="spellEnd"/>
+      <w:r>
+        <w:t xml:space="preserve"> + </w:t>
+      </w:r>
+      <w:proofErr w:type="spellStart"/>
+      <w:r>
+        <w:t>successor.h</w:t>
+      </w:r>
+      <w:proofErr w:type="spellEnd"/>
+      <w:r>
+        <w:t xml:space="preserve"> </w:t>
+      </w:r>
+    </w:p>
+    <w:p>
+      <w:pPr>
+        <w:pStyle w:val="BodyText"/>
+        <w:ind w:left="360"/>
+      </w:pPr>
+      <w:r>
+        <w:t xml:space="preserve">    iii. if a node with the same position as successor is in the open list which has a lower f(n) value than successor, skip it</w:t>
+      </w:r>
+    </w:p>
+    <w:p>
+      <w:pPr>
+        <w:pStyle w:val="BodyText"/>
+        <w:ind w:left="360"/>
+      </w:pPr>
+      <w:r>
+        <w:t xml:space="preserve">    iv. if a node with the same position as successor is in the closed list which has a lower f(n) value than successor, skip it, otherwise add the node to open list</w:t>
+      </w:r>
+    </w:p>
+    <w:p>
+      <w:pPr>
+        <w:pStyle w:val="BodyText"/>
+        <w:ind w:left="360"/>
+      </w:pPr>
+      <w:r>
+        <w:t xml:space="preserve">  e. push q on the closed list</w:t>
       </w:r>
     </w:p>
     <w:p>
@@ -1399,16 +1614,7 @@
           <w:sz w:val="24"/>
           <w:szCs w:val="24"/>
         </w:rPr>
-        <w:t>E</w:t>
-      </w:r>
-      <w:r>
-        <w:rPr>
-          <w:b/>
-          <w:bCs/>
-          <w:sz w:val="24"/>
-          <w:szCs w:val="24"/>
-        </w:rPr>
-        <w:t>xperimentations and Results</w:t>
+        <w:t>Experimentations and Results</w:t>
       </w:r>
     </w:p>
     <w:p>
@@ -1430,29 +1636,20 @@
           <w:iCs/>
           <w:color w:val="666666"/>
         </w:rPr>
-        <w:t xml:space="preserve">The student presents the </w:t>
-      </w:r>
-      <w:r>
+        <w:t>The student presents the algorithms used and the results obtained.</w:t>
+      </w:r>
+    </w:p>
+    <w:p>
+      <w:pPr>
+        <w:pStyle w:val="BodyText"/>
+        <w:ind w:left="360"/>
+        <w:jc w:val="both"/>
         <w:rPr>
           <w:rFonts w:ascii="Cambria" w:eastAsia="Calibri" w:hAnsi="Cambria"/>
           <w:i/>
           <w:iCs/>
           <w:color w:val="666666"/>
         </w:rPr>
-        <w:t>algorithms used and the results obtained.</w:t>
-      </w:r>
-    </w:p>
-    <w:p>
-      <w:pPr>
-        <w:pStyle w:val="BodyText"/>
-        <w:ind w:left="360"/>
-        <w:jc w:val="both"/>
-        <w:rPr>
-          <w:rFonts w:ascii="Cambria" w:eastAsia="Calibri" w:hAnsi="Cambria"/>
-          <w:i/>
-          <w:iCs/>
-          <w:color w:val="666666"/>
-        </w:rPr>
       </w:pPr>
     </w:p>
     <w:p>
@@ -1522,16 +1719,7 @@
           <w:bCs/>
           <w:color w:val="0E0E0E"/>
         </w:rPr>
-        <w:t>, etc.) must be clearly acknowledged in your report. Such tools may be used for assistance, inspiration, or fi</w:t>
-      </w:r>
-      <w:r>
-        <w:rPr>
-          <w:rFonts w:ascii="Cambria" w:eastAsia="Calibri" w:hAnsi="Cambria"/>
-          <w:b/>
-          <w:bCs/>
-          <w:color w:val="0E0E0E"/>
-        </w:rPr>
-        <w:t>xing grammar, but not for the full redaction of the report.</w:t>
+        <w:t>, etc.) must be clearly acknowledged in your report. Such tools may be used for assistance, inspiration, or fixing grammar, but not for the full redaction of the report.</w:t>
       </w:r>
     </w:p>
     <w:p>
@@ -2369,6 +2557,7 @@
   <w:style w:type="character" w:default="1" w:styleId="DefaultParagraphFont">
     <w:name w:val="Default Paragraph Font"/>
     <w:uiPriority w:val="1"/>
+    <w:semiHidden/>
     <w:unhideWhenUsed/>
   </w:style>
   <w:style w:type="table" w:default="1" w:styleId="TableNormal">
@@ -2882,12 +3071,11 @@
 </file>
 
 <file path=customXml/item1.xml><?xml version="1.0" encoding="utf-8"?>
-<?mso-contentType ?>
-<FormTemplates xmlns="http://schemas.microsoft.com/sharepoint/v3/contenttype/forms">
-  <Display>DocumentLibraryForm</Display>
-  <Edit>DocumentLibraryForm</Edit>
-  <New>DocumentLibraryForm</New>
-</FormTemplates>
+<p:properties xmlns:p="http://schemas.microsoft.com/office/2006/metadata/properties" xmlns:xsi="http://www.w3.org/2001/XMLSchema-instance" xmlns:pc="http://schemas.microsoft.com/office/infopath/2007/PartnerControls">
+  <documentManagement>
+    <ReferenceId xmlns="feeeee32-09a5-4938-9131-4779aabfd178" xsi:nil="true"/>
+  </documentManagement>
+</p:properties>
 </file>
 
 <file path=customXml/item2.xml><?xml version="1.0" encoding="utf-8"?>
@@ -3017,17 +3205,20 @@
 </file>
 
 <file path=customXml/item3.xml><?xml version="1.0" encoding="utf-8"?>
-<p:properties xmlns:p="http://schemas.microsoft.com/office/2006/metadata/properties" xmlns:xsi="http://www.w3.org/2001/XMLSchema-instance" xmlns:pc="http://schemas.microsoft.com/office/infopath/2007/PartnerControls">
-  <documentManagement>
-    <ReferenceId xmlns="feeeee32-09a5-4938-9131-4779aabfd178" xsi:nil="true"/>
-  </documentManagement>
-</p:properties>
+<?mso-contentType ?>
+<FormTemplates xmlns="http://schemas.microsoft.com/sharepoint/v3/contenttype/forms">
+  <Display>DocumentLibraryForm</Display>
+  <Edit>DocumentLibraryForm</Edit>
+  <New>DocumentLibraryForm</New>
+</FormTemplates>
 </file>
 
 <file path=customXml/itemProps1.xml><?xml version="1.0" encoding="utf-8"?>
-<ds:datastoreItem xmlns:ds="http://schemas.openxmlformats.org/officeDocument/2006/customXml" ds:itemID="{4BF875E2-23F0-4468-BC22-F9094A1A41A5}">
+<ds:datastoreItem xmlns:ds="http://schemas.openxmlformats.org/officeDocument/2006/customXml" ds:itemID="{72FAAF5C-09EB-4058-8B37-071DD8DFA4C6}">
   <ds:schemaRefs>
-    <ds:schemaRef ds:uri="http://schemas.microsoft.com/sharepoint/v3/contenttype/forms"/>
+    <ds:schemaRef ds:uri="http://schemas.microsoft.com/office/2006/metadata/properties"/>
+    <ds:schemaRef ds:uri="http://schemas.microsoft.com/office/infopath/2007/PartnerControls"/>
+    <ds:schemaRef ds:uri="feeeee32-09a5-4938-9131-4779aabfd178"/>
   </ds:schemaRefs>
 </ds:datastoreItem>
 </file>
@@ -3051,11 +3242,9 @@
 </file>
 
 <file path=customXml/itemProps3.xml><?xml version="1.0" encoding="utf-8"?>
-<ds:datastoreItem xmlns:ds="http://schemas.openxmlformats.org/officeDocument/2006/customXml" ds:itemID="{72FAAF5C-09EB-4058-8B37-071DD8DFA4C6}">
+<ds:datastoreItem xmlns:ds="http://schemas.openxmlformats.org/officeDocument/2006/customXml" ds:itemID="{4BF875E2-23F0-4468-BC22-F9094A1A41A5}">
   <ds:schemaRefs>
-    <ds:schemaRef ds:uri="http://schemas.microsoft.com/office/2006/metadata/properties"/>
-    <ds:schemaRef ds:uri="http://schemas.microsoft.com/office/infopath/2007/PartnerControls"/>
-    <ds:schemaRef ds:uri="feeeee32-09a5-4938-9131-4779aabfd178"/>
+    <ds:schemaRef ds:uri="http://schemas.microsoft.com/sharepoint/v3/contenttype/forms"/>
   </ds:schemaRefs>
 </ds:datastoreItem>
 </file>
--- a/AI Report.docx
+++ b/AI Report.docx
@@ -116,16 +116,8 @@
         <w:rPr>
           <w:rFonts w:ascii="Cambria" w:hAnsi="Cambria"/>
         </w:rPr>
-        <w:t xml:space="preserve"> </w:t>
-      </w:r>
-      <w:proofErr w:type="spellStart"/>
-      <w:r>
-        <w:rPr>
-          <w:rFonts w:ascii="Cambria" w:hAnsi="Cambria"/>
-        </w:rPr>
-        <w:t>PackerMan</w:t>
-      </w:r>
-      <w:proofErr w:type="spellEnd"/>
+        <w:t xml:space="preserve"> PackerMan</w:t>
+      </w:r>
     </w:p>
     <w:p>
       <w:pPr>
@@ -280,79 +272,21 @@
           <w:rFonts w:ascii="Cambria" w:eastAsia="Calibri" w:hAnsi="Cambria"/>
         </w:rPr>
       </w:pPr>
-      <w:proofErr w:type="spellStart"/>
       <w:r>
         <w:rPr>
           <w:rFonts w:ascii="Cambria" w:eastAsia="Calibri" w:hAnsi="Cambria"/>
         </w:rPr>
-        <w:t>PackerMan</w:t>
-      </w:r>
-      <w:proofErr w:type="spellEnd"/>
-      <w:r>
-        <w:rPr>
-          <w:rFonts w:ascii="Cambria" w:eastAsia="Calibri" w:hAnsi="Cambria"/>
-        </w:rPr>
-        <w:t xml:space="preserve"> is a project that takes the iconic arcade game Pacman and give it a life of </w:t>
-      </w:r>
-      <w:proofErr w:type="gramStart"/>
-      <w:r>
-        <w:rPr>
-          <w:rFonts w:ascii="Cambria" w:eastAsia="Calibri" w:hAnsi="Cambria"/>
-        </w:rPr>
-        <w:t>it’s</w:t>
-      </w:r>
-      <w:proofErr w:type="gramEnd"/>
-      <w:r>
-        <w:rPr>
-          <w:rFonts w:ascii="Cambria" w:eastAsia="Calibri" w:hAnsi="Cambria"/>
-        </w:rPr>
-        <w:t xml:space="preserve"> own. By giving the player (Packer) and the Ghosts unique artificial algorithms, adding a numerous </w:t>
-      </w:r>
-      <w:proofErr w:type="gramStart"/>
-      <w:r>
-        <w:rPr>
-          <w:rFonts w:ascii="Cambria" w:eastAsia="Calibri" w:hAnsi="Cambria"/>
-        </w:rPr>
-        <w:t>amount</w:t>
-      </w:r>
-      <w:proofErr w:type="gramEnd"/>
-      <w:r>
-        <w:rPr>
-          <w:rFonts w:ascii="Cambria" w:eastAsia="Calibri" w:hAnsi="Cambria"/>
-        </w:rPr>
-        <w:t xml:space="preserve"> of extra Ghosts each with an individual personality (strategy to stop Packer), makes </w:t>
-      </w:r>
-      <w:proofErr w:type="spellStart"/>
-      <w:r>
-        <w:rPr>
-          <w:rFonts w:ascii="Cambria" w:eastAsia="Calibri" w:hAnsi="Cambria"/>
-        </w:rPr>
-        <w:t>PackerMan</w:t>
-      </w:r>
-      <w:proofErr w:type="spellEnd"/>
-      <w:r>
-        <w:rPr>
-          <w:rFonts w:ascii="Cambria" w:eastAsia="Calibri" w:hAnsi="Cambria"/>
-        </w:rPr>
-        <w:t xml:space="preserve"> a truly unique experience.</w:t>
-      </w:r>
-    </w:p>
-    <w:p>
-      <w:pPr>
-        <w:pStyle w:val="BodyText"/>
-        <w:ind w:left="360"/>
-        <w:jc w:val="both"/>
-      </w:pPr>
-      <w:r>
-        <w:t xml:space="preserve">This topic was picked to help us push our limits in the most enjoyable, </w:t>
-      </w:r>
-      <w:proofErr w:type="gramStart"/>
-      <w:r>
-        <w:t>complex</w:t>
-      </w:r>
-      <w:proofErr w:type="gramEnd"/>
-      <w:r>
-        <w:t xml:space="preserve"> and interesting way possible, compared to other projects, this topic is the only</w:t>
+        <w:t>PackerMan is a project that takes the iconic arcade game Pacman and give it a life of it’s own. By giving the player (Packer) and the Ghosts unique artificial algorithms, adding a numerous amount of extra Ghosts each with an individual personality (strategy to stop Packer), makes PackerMan a truly unique experience.</w:t>
+      </w:r>
+    </w:p>
+    <w:p>
+      <w:pPr>
+        <w:pStyle w:val="BodyText"/>
+        <w:ind w:left="360"/>
+        <w:jc w:val="both"/>
+      </w:pPr>
+      <w:r>
+        <w:t>This topic was picked to help us push our limits in the most enjoyable, complex and interesting way possible, compared to other projects, this topic is the only</w:t>
       </w:r>
       <w:r>
         <w:t xml:space="preserve"> one we think is the way to fully express and develop what we aim for.</w:t>
@@ -365,15 +299,7 @@
         <w:jc w:val="both"/>
       </w:pPr>
       <w:r>
-        <w:t>To achieve this, we used multiple different algorithms, like Genetic Algorithm, A* Path finding and more. By giving each ghost a “</w:t>
-      </w:r>
-      <w:proofErr w:type="spellStart"/>
-      <w:r>
-        <w:t>moveset</w:t>
-      </w:r>
-      <w:proofErr w:type="spellEnd"/>
-      <w:r>
-        <w:t xml:space="preserve">” (different behavior), we make each one of them unique and give Packer a challenge. </w:t>
+        <w:t xml:space="preserve">To achieve this, we used multiple different algorithms, like Genetic Algorithm, A* Path finding and more. By giving each ghost a “moveset” (different behavior), we make each one of them unique and give Packer a challenge. </w:t>
       </w:r>
     </w:p>
     <w:p>
@@ -822,41 +748,17 @@
           <w:i/>
           <w:iCs/>
         </w:rPr>
-        <w:t xml:space="preserve">a.1 the above is the full code used as an interface to control the assigned </w:t>
-      </w:r>
-      <w:proofErr w:type="gramStart"/>
-      <w:r>
-        <w:rPr>
-          <w:i/>
-          <w:iCs/>
-        </w:rPr>
-        <w:t>ghosts</w:t>
-      </w:r>
-      <w:proofErr w:type="gramEnd"/>
-      <w:r>
-        <w:rPr>
-          <w:i/>
-          <w:iCs/>
-        </w:rPr>
-        <w:t xml:space="preserve"> movement. It is intended to be extended.</w:t>
-      </w:r>
-    </w:p>
-    <w:p>
-      <w:pPr>
-        <w:pStyle w:val="BodyText"/>
-        <w:ind w:left="360"/>
-        <w:jc w:val="both"/>
-      </w:pPr>
-      <w:r>
-        <w:t xml:space="preserve">this script handles incrementing time and changing directions based on the num variable, as well as enabling the controller to function via the </w:t>
-      </w:r>
-      <w:proofErr w:type="spellStart"/>
-      <w:r>
-        <w:t>isAllowedToRun</w:t>
-      </w:r>
-      <w:proofErr w:type="spellEnd"/>
-      <w:r>
-        <w:t xml:space="preserve"> flag</w:t>
+        <w:t>a.1 the above is the full code used as an interface to control the assigned ghosts movement. It is intended to be extended.</w:t>
+      </w:r>
+    </w:p>
+    <w:p>
+      <w:pPr>
+        <w:pStyle w:val="BodyText"/>
+        <w:ind w:left="360"/>
+        <w:jc w:val="both"/>
+      </w:pPr>
+      <w:r>
+        <w:t>this script handles incrementing time and changing directions based on the num variable, as well as enabling the controller to function via the isAllowedToRun flag</w:t>
       </w:r>
       <w:r>
         <w:t>.</w:t>
@@ -933,48 +835,16 @@
         <w:ind w:left="360"/>
       </w:pPr>
       <w:r>
-        <w:t xml:space="preserve">the </w:t>
-      </w:r>
-      <w:proofErr w:type="spellStart"/>
-      <w:r>
-        <w:t>RandomGhost</w:t>
-      </w:r>
-      <w:proofErr w:type="spellEnd"/>
-      <w:r>
-        <w:t xml:space="preserve"> controller acts at once as a fully random direction picker and as a handy template to copy and paste to ensure the controller is running properly.</w:t>
-      </w:r>
-    </w:p>
-    <w:p>
-      <w:pPr>
-        <w:pStyle w:val="BodyText"/>
-        <w:ind w:left="360"/>
-      </w:pPr>
-      <w:r>
-        <w:t xml:space="preserve">note: that a direction can only be picked when time is greater or equal to </w:t>
-      </w:r>
-      <w:proofErr w:type="spellStart"/>
-      <w:r>
-        <w:t>pickDirectionEveryXSeconds</w:t>
-      </w:r>
-      <w:proofErr w:type="spellEnd"/>
-      <w:r>
-        <w:t xml:space="preserve"> which is by default set to 1 (second) and that time is set to 0 if this condition if this condition is true, if this sequence is not respected then the ghost will execute its movement at </w:t>
-      </w:r>
-      <w:proofErr w:type="spellStart"/>
-      <w:r>
-        <w:t>everyy</w:t>
-      </w:r>
-      <w:proofErr w:type="spellEnd"/>
-      <w:r>
-        <w:t xml:space="preserve"> frame after a (very) minor delay dependent on how high a value </w:t>
-      </w:r>
-      <w:proofErr w:type="spellStart"/>
-      <w:r>
-        <w:t>pickDirectionEveryXSeconds</w:t>
-      </w:r>
-      <w:proofErr w:type="spellEnd"/>
-      <w:r>
-        <w:t xml:space="preserve"> is set to</w:t>
+        <w:t>the RandomGhost controller acts at once as a fully random direction picker and as a handy template to copy and paste to ensure the controller is running properly.</w:t>
+      </w:r>
+    </w:p>
+    <w:p>
+      <w:pPr>
+        <w:pStyle w:val="BodyText"/>
+        <w:ind w:left="360"/>
+      </w:pPr>
+      <w:r>
+        <w:t>note: that a direction can only be picked when time is greater or equal to pickDirectionEveryXSeconds which is by default set to 1 (second) and that time is set to 0 if this condition if this condition is true, if this sequence is not respected then the ghost will execute its movement at everyy frame after a (very) minor delay dependent on how high a value pickDirectionEveryXSeconds is set to</w:t>
       </w:r>
     </w:p>
     <w:p>
@@ -1045,108 +915,34 @@
           <w:i/>
           <w:iCs/>
         </w:rPr>
-        <w:t xml:space="preserve"> the above is the script used as a blank template to </w:t>
-      </w:r>
-      <w:proofErr w:type="gramStart"/>
-      <w:r>
-        <w:rPr>
-          <w:i/>
-          <w:iCs/>
-        </w:rPr>
-        <w:t>creating</w:t>
-      </w:r>
-      <w:proofErr w:type="gramEnd"/>
-      <w:r>
-        <w:rPr>
-          <w:i/>
-          <w:iCs/>
-        </w:rPr>
-        <w:t xml:space="preserve"> a ghost that patrols along a path</w:t>
-      </w:r>
-    </w:p>
-    <w:p>
-      <w:pPr>
-        <w:pStyle w:val="BodyText"/>
-        <w:ind w:left="360"/>
-      </w:pPr>
-      <w:proofErr w:type="spellStart"/>
-      <w:r>
-        <w:t>initialMovArr</w:t>
-      </w:r>
-      <w:proofErr w:type="spellEnd"/>
-      <w:r>
-        <w:t xml:space="preserve"> is used to move the ghost toward the location considered to be the "patrol start".</w:t>
-      </w:r>
-    </w:p>
-    <w:p>
-      <w:pPr>
-        <w:pStyle w:val="BodyText"/>
-        <w:ind w:left="360"/>
-      </w:pPr>
-      <w:proofErr w:type="spellStart"/>
-      <w:r>
-        <w:t>mean while</w:t>
-      </w:r>
-      <w:proofErr w:type="spellEnd"/>
-      <w:r>
-        <w:t xml:space="preserve"> </w:t>
-      </w:r>
-      <w:proofErr w:type="spellStart"/>
-      <w:r>
-        <w:t>loopMovArr</w:t>
-      </w:r>
-      <w:proofErr w:type="spellEnd"/>
-      <w:r>
-        <w:t xml:space="preserve"> is where the patrol route is described. </w:t>
-      </w:r>
-    </w:p>
-    <w:p>
-      <w:pPr>
-        <w:pStyle w:val="BodyText"/>
-        <w:ind w:left="360"/>
-      </w:pPr>
-      <w:r>
-        <w:t xml:space="preserve">the logic flow makes the ghost first moves under the instructions in </w:t>
-      </w:r>
-      <w:proofErr w:type="spellStart"/>
-      <w:r>
-        <w:t>initialMovArr</w:t>
-      </w:r>
-      <w:proofErr w:type="spellEnd"/>
-      <w:r>
-        <w:t xml:space="preserve"> until </w:t>
-      </w:r>
-      <w:proofErr w:type="spellStart"/>
-      <w:r>
-        <w:t>initIdx</w:t>
-      </w:r>
-      <w:proofErr w:type="spellEnd"/>
-      <w:r>
-        <w:t xml:space="preserve"> surpasses the number of directions specified in that array after which the ghost then moves under the instructions of </w:t>
-      </w:r>
-      <w:proofErr w:type="spellStart"/>
-      <w:r>
-        <w:t>loopMovArr</w:t>
-      </w:r>
-      <w:proofErr w:type="spellEnd"/>
-      <w:r>
-        <w:t xml:space="preserve"> based on </w:t>
-      </w:r>
-      <w:proofErr w:type="spellStart"/>
-      <w:r>
-        <w:t>loopIdx</w:t>
-      </w:r>
-      <w:proofErr w:type="spellEnd"/>
-      <w:r>
-        <w:t xml:space="preserve"> % </w:t>
-      </w:r>
-      <w:proofErr w:type="spellStart"/>
-      <w:r>
-        <w:t>loopMovArr.Length</w:t>
-      </w:r>
-      <w:proofErr w:type="spellEnd"/>
-      <w:r>
-        <w:t xml:space="preserve"> (the modulo is used to ensure movement loops)</w:t>
+        <w:t xml:space="preserve"> the above is the script used as a blank template to creating a ghost that patrols along a path</w:t>
+      </w:r>
+    </w:p>
+    <w:p>
+      <w:pPr>
+        <w:pStyle w:val="BodyText"/>
+        <w:ind w:left="360"/>
+      </w:pPr>
+      <w:r>
+        <w:t>initialMovArr is used to move the ghost toward the location considered to be the "patrol start".</w:t>
+      </w:r>
+    </w:p>
+    <w:p>
+      <w:pPr>
+        <w:pStyle w:val="BodyText"/>
+        <w:ind w:left="360"/>
+      </w:pPr>
+      <w:r>
+        <w:t xml:space="preserve">mean while loopMovArr is where the patrol route is described. </w:t>
+      </w:r>
+    </w:p>
+    <w:p>
+      <w:pPr>
+        <w:pStyle w:val="BodyText"/>
+        <w:ind w:left="360"/>
+      </w:pPr>
+      <w:r>
+        <w:t>the logic flow makes the ghost first moves under the instructions in initialMovArr until initIdx surpasses the number of directions specified in that array after which the ghost then moves under the instructions of loopMovArr based on loopIdx % loopMovArr.Length (the modulo is used to ensure movement loops)</w:t>
       </w:r>
     </w:p>
     <w:p>
@@ -1210,79 +1006,25 @@
           <w:i/>
           <w:iCs/>
         </w:rPr>
-        <w:t xml:space="preserve">c.2 the above is a short snippet of one of the </w:t>
-      </w:r>
-      <w:proofErr w:type="gramStart"/>
-      <w:r>
-        <w:rPr>
-          <w:i/>
-          <w:iCs/>
-        </w:rPr>
-        <w:t>"concrete"</w:t>
-      </w:r>
-      <w:proofErr w:type="gramEnd"/>
-      <w:r>
-        <w:rPr>
-          <w:i/>
-          <w:iCs/>
-        </w:rPr>
-        <w:t xml:space="preserve"> </w:t>
-      </w:r>
-      <w:proofErr w:type="spellStart"/>
-      <w:r>
-        <w:rPr>
-          <w:i/>
-          <w:iCs/>
-        </w:rPr>
-        <w:t>PatrolGhost</w:t>
-      </w:r>
-      <w:proofErr w:type="spellEnd"/>
-      <w:r>
-        <w:rPr>
-          <w:i/>
-          <w:iCs/>
-        </w:rPr>
-        <w:t xml:space="preserve"> </w:t>
-      </w:r>
-      <w:proofErr w:type="spellStart"/>
-      <w:r>
-        <w:rPr>
-          <w:i/>
-          <w:iCs/>
-        </w:rPr>
-        <w:t>copntrollers</w:t>
-      </w:r>
-      <w:proofErr w:type="spellEnd"/>
-    </w:p>
-    <w:p>
-      <w:pPr>
-        <w:pStyle w:val="BodyText"/>
-        <w:ind w:left="360"/>
-      </w:pPr>
-      <w:r>
-        <w:t xml:space="preserve">it dictates that the ghost initially </w:t>
-      </w:r>
-      <w:proofErr w:type="gramStart"/>
-      <w:r>
-        <w:t>move</w:t>
-      </w:r>
-      <w:proofErr w:type="gramEnd"/>
-      <w:r>
-        <w:t xml:space="preserve"> up then left followed by down for 2 seconds and ending with moving right.</w:t>
-      </w:r>
-    </w:p>
-    <w:p>
-      <w:pPr>
-        <w:pStyle w:val="BodyText"/>
-        <w:ind w:left="360"/>
-      </w:pPr>
-      <w:proofErr w:type="gramStart"/>
-      <w:r>
-        <w:t>this sequences</w:t>
-      </w:r>
-      <w:proofErr w:type="gramEnd"/>
-      <w:r>
-        <w:t xml:space="preserve"> sets the ghost to end up where this script dictates as the "patrol start" where when reaching this position the controller then moves the ghost left and right for 2 seconds each infinitely.</w:t>
+        <w:t>c.2 the above is a short snippet of one of the "concrete" PatrolGhost copntrollers</w:t>
+      </w:r>
+    </w:p>
+    <w:p>
+      <w:pPr>
+        <w:pStyle w:val="BodyText"/>
+        <w:ind w:left="360"/>
+      </w:pPr>
+      <w:r>
+        <w:t>it dictates that the ghost initially move up then left followed by down for 2 seconds and ending with moving right.</w:t>
+      </w:r>
+    </w:p>
+    <w:p>
+      <w:pPr>
+        <w:pStyle w:val="BodyText"/>
+        <w:ind w:left="360"/>
+      </w:pPr>
+      <w:r>
+        <w:t>this sequences sets the ghost to end up where this script dictates as the "patrol start" where when reaching this position the controller then moves the ghost left and right for 2 seconds each infinitely.</w:t>
       </w:r>
     </w:p>
     <w:p>
@@ -1310,83 +1052,16 @@
         <w:ind w:left="360"/>
       </w:pPr>
       <w:r>
-        <w:t xml:space="preserve">Since we </w:t>
-      </w:r>
-      <w:proofErr w:type="gramStart"/>
-      <w:r>
-        <w:t>didn’t</w:t>
-      </w:r>
-      <w:proofErr w:type="gramEnd"/>
-      <w:r>
-        <w:t xml:space="preserve"> want all of the ghosts to be mindlessly moving randomly, we decided to give some of them the A* Algorithm. </w:t>
-      </w:r>
-      <w:r>
-        <w:t xml:space="preserve">A* Search algorithm is one of the best and popular technique used in </w:t>
-      </w:r>
-      <w:proofErr w:type="gramStart"/>
-      <w:r>
-        <w:t>path-finding</w:t>
-      </w:r>
-      <w:proofErr w:type="gramEnd"/>
-      <w:r>
-        <w:t>, because unlike other algorithms, it's very efficient and fast in works, hence why it's the go-to and most used algorithm in games.</w:t>
-      </w:r>
-    </w:p>
-    <w:p>
-      <w:pPr>
-        <w:pStyle w:val="BodyText"/>
-        <w:ind w:left="360"/>
-      </w:pPr>
-      <w:r>
-        <w:t xml:space="preserve">On the theoretical side, the algorithm starts from the starting node, then it checks all of </w:t>
-      </w:r>
-      <w:proofErr w:type="spellStart"/>
-      <w:r>
-        <w:t>it's</w:t>
-      </w:r>
-      <w:proofErr w:type="spellEnd"/>
-      <w:r>
-        <w:t xml:space="preserve"> </w:t>
-      </w:r>
-      <w:proofErr w:type="spellStart"/>
-      <w:r>
-        <w:t>neighbours</w:t>
-      </w:r>
-      <w:proofErr w:type="spellEnd"/>
-      <w:r>
-        <w:t xml:space="preserve">, calculates the f(n) value of each node, obtained via adding the g(n) value (the route weight) and the h(n) value (an estimation of the </w:t>
-      </w:r>
-      <w:proofErr w:type="spellStart"/>
-      <w:r>
-        <w:t>neighbour's</w:t>
-      </w:r>
-      <w:proofErr w:type="spellEnd"/>
-      <w:r>
-        <w:t xml:space="preserve"> distance from the destination node), then compares all the f(n) values of the </w:t>
-      </w:r>
-      <w:proofErr w:type="spellStart"/>
-      <w:r>
-        <w:t>neighbouring</w:t>
-      </w:r>
-      <w:proofErr w:type="spellEnd"/>
-      <w:r>
-        <w:t xml:space="preserve"> nodes, marks the cheapest as "visited" and puts the other paths in "temp", then it goes into the visited node and repeats the cycle with </w:t>
-      </w:r>
-      <w:proofErr w:type="spellStart"/>
-      <w:r>
-        <w:t>it's</w:t>
-      </w:r>
-      <w:proofErr w:type="spellEnd"/>
-      <w:r>
-        <w:t xml:space="preserve"> </w:t>
-      </w:r>
-      <w:proofErr w:type="spellStart"/>
-      <w:r>
-        <w:t>neighbours</w:t>
-      </w:r>
-      <w:proofErr w:type="spellEnd"/>
-      <w:r>
-        <w:t xml:space="preserve"> until it reaches the destination node, in which it SHOULD come out as the cheapest path from start to finish.</w:t>
+        <w:t>Since we didn’t want all of the ghosts to be mindlessly moving randomly, we decided to give some of them the A* Algorithm. A* Search algorithm is one of the best and popular technique used in path-finding, because unlike other algorithms, it's very efficient and fast in works, hence why it's the go-to and most used algorithm in games.</w:t>
+      </w:r>
+    </w:p>
+    <w:p>
+      <w:pPr>
+        <w:pStyle w:val="BodyText"/>
+        <w:ind w:left="360"/>
+      </w:pPr>
+      <w:r>
+        <w:t>On the theoretical side, the algorithm starts from the starting node, then it checks all of it's neighbours, calculates the f(n) value of each node, obtained via adding the g(n) value (the route weight) and the h(n) value (an estimation of the neighbour's distance from the destination node), then compares all the f(n) values of the neighbouring nodes, marks the cheapest as "visited" and puts the other paths in "temp", then it goes into the visited node and repeats the cycle with it's neighbours until it reaches the destination node, in which it SHOULD come out as the cheapest path from start to finish.</w:t>
       </w:r>
     </w:p>
     <w:p>
@@ -1404,32 +1079,16 @@
         <w:ind w:left="360"/>
       </w:pPr>
       <w:r>
-        <w:t xml:space="preserve">1. </w:t>
-      </w:r>
-      <w:proofErr w:type="spellStart"/>
-      <w:r>
-        <w:t>Initialise</w:t>
-      </w:r>
-      <w:proofErr w:type="spellEnd"/>
-      <w:r>
-        <w:t xml:space="preserve"> the open list</w:t>
-      </w:r>
-    </w:p>
-    <w:p>
-      <w:pPr>
-        <w:pStyle w:val="BodyText"/>
-        <w:ind w:left="360"/>
-      </w:pPr>
-      <w:r>
-        <w:t xml:space="preserve">2. </w:t>
-      </w:r>
-      <w:proofErr w:type="spellStart"/>
-      <w:r>
-        <w:t>Initialise</w:t>
-      </w:r>
-      <w:proofErr w:type="spellEnd"/>
-      <w:r>
-        <w:t xml:space="preserve"> the closed list and puts the starting node on the open list</w:t>
+        <w:t>1. Initialise the open list</w:t>
+      </w:r>
+    </w:p>
+    <w:p>
+      <w:pPr>
+        <w:pStyle w:val="BodyText"/>
+        <w:ind w:left="360"/>
+      </w:pPr>
+      <w:r>
+        <w:t>2. Initialise the closed list and puts the starting node on the open list</w:t>
       </w:r>
     </w:p>
     <w:p>
@@ -1447,15 +1106,7 @@
         <w:ind w:left="360"/>
       </w:pPr>
       <w:r>
-        <w:t xml:space="preserve">  a. </w:t>
-      </w:r>
-      <w:proofErr w:type="gramStart"/>
-      <w:r>
-        <w:t>find</w:t>
-      </w:r>
-      <w:proofErr w:type="gramEnd"/>
-      <w:r>
-        <w:t xml:space="preserve"> the node with the least f(n) on the open list and call it "q"</w:t>
+        <w:t xml:space="preserve">  a. find the node with the least f(n) on the open list and call it "q"</w:t>
       </w:r>
     </w:p>
     <w:p>
@@ -1473,15 +1124,7 @@
         <w:ind w:left="360"/>
       </w:pPr>
       <w:r>
-        <w:t xml:space="preserve">  c. </w:t>
-      </w:r>
-      <w:proofErr w:type="gramStart"/>
-      <w:r>
-        <w:t>generate</w:t>
-      </w:r>
-      <w:proofErr w:type="gramEnd"/>
-      <w:r>
-        <w:t xml:space="preserve"> q's successors and set their parents to q</w:t>
+        <w:t xml:space="preserve">  c. generate q's successors and set their parents to q</w:t>
       </w:r>
     </w:p>
     <w:p>
@@ -1500,64 +1143,16 @@
       </w:pPr>
       <w:r>
         <w:lastRenderedPageBreak/>
-        <w:t xml:space="preserve">    </w:t>
-      </w:r>
-      <w:proofErr w:type="spellStart"/>
-      <w:r>
-        <w:t>i</w:t>
-      </w:r>
-      <w:proofErr w:type="spellEnd"/>
-      <w:r>
-        <w:t>. if successor is the goal, stop search</w:t>
-      </w:r>
-    </w:p>
-    <w:p>
-      <w:pPr>
-        <w:pStyle w:val="BodyText"/>
-        <w:ind w:left="360"/>
-      </w:pPr>
-      <w:r>
-        <w:t xml:space="preserve">    ii. else, compute both g and h for successor, </w:t>
-      </w:r>
-      <w:proofErr w:type="spellStart"/>
-      <w:r>
-        <w:t>successor.h</w:t>
-      </w:r>
-      <w:proofErr w:type="spellEnd"/>
-      <w:r>
-        <w:t xml:space="preserve"> = distance from goal to </w:t>
-      </w:r>
-      <w:r>
-        <w:t xml:space="preserve">     </w:t>
-      </w:r>
-      <w:r>
-        <w:t xml:space="preserve">successor, </w:t>
-      </w:r>
-      <w:proofErr w:type="spellStart"/>
-      <w:proofErr w:type="gramStart"/>
-      <w:r>
-        <w:t>successor,f</w:t>
-      </w:r>
-      <w:proofErr w:type="spellEnd"/>
-      <w:proofErr w:type="gramEnd"/>
-      <w:r>
-        <w:t xml:space="preserve"> = </w:t>
-      </w:r>
-      <w:proofErr w:type="spellStart"/>
-      <w:r>
-        <w:t>successor.g</w:t>
-      </w:r>
-      <w:proofErr w:type="spellEnd"/>
-      <w:r>
-        <w:t xml:space="preserve"> + </w:t>
-      </w:r>
-      <w:proofErr w:type="spellStart"/>
-      <w:r>
-        <w:t>successor.h</w:t>
-      </w:r>
-      <w:proofErr w:type="spellEnd"/>
-      <w:r>
-        <w:t xml:space="preserve"> </w:t>
+        <w:t xml:space="preserve">    i. if successor is the goal, stop search</w:t>
+      </w:r>
+    </w:p>
+    <w:p>
+      <w:pPr>
+        <w:pStyle w:val="BodyText"/>
+        <w:ind w:left="360"/>
+      </w:pPr>
+      <w:r>
+        <w:t xml:space="preserve">    ii. else, compute both g and h for successor, successor.h = distance from goal to      successor, successor,f = successor.g + successor.h </w:t>
       </w:r>
     </w:p>
     <w:p>
@@ -1634,9 +1229,161 @@
           <w:rFonts w:ascii="Cambria" w:eastAsia="Calibri" w:hAnsi="Cambria"/>
           <w:i/>
           <w:iCs/>
+          <w:noProof/>
           <w:color w:val="666666"/>
         </w:rPr>
-        <w:t>The student presents the algorithms used and the results obtained.</w:t>
+        <w:drawing>
+          <wp:inline distT="0" distB="0" distL="0" distR="0" wp14:anchorId="1F65676A" wp14:editId="5D67024F">
+            <wp:extent cx="5876925" cy="3305810"/>
+            <wp:effectExtent l="0" t="0" r="9525" b="8890"/>
+            <wp:docPr id="7" name="Picture 7" descr="A computer screen shot of a game&#10;&#10;AI-generated content may be incorrect."/>
+            <wp:cNvGraphicFramePr>
+              <a:graphicFrameLocks xmlns:a="http://schemas.openxmlformats.org/drawingml/2006/main" noChangeAspect="1"/>
+            </wp:cNvGraphicFramePr>
+            <a:graphic xmlns:a="http://schemas.openxmlformats.org/drawingml/2006/main">
+              <a:graphicData uri="http://schemas.openxmlformats.org/drawingml/2006/picture">
+                <pic:pic xmlns:pic="http://schemas.openxmlformats.org/drawingml/2006/picture">
+                  <pic:nvPicPr>
+                    <pic:cNvPr id="7" name="Picture 7" descr="A computer screen shot of a game&#10;&#10;AI-generated content may be incorrect."/>
+                    <pic:cNvPicPr/>
+                  </pic:nvPicPr>
+                  <pic:blipFill>
+                    <a:blip r:embed="rId14" cstate="print">
+                      <a:extLst>
+                        <a:ext uri="{28A0092B-C50C-407E-A947-70E740481C1C}">
+                          <a14:useLocalDpi xmlns:a14="http://schemas.microsoft.com/office/drawing/2010/main" val="0"/>
+                        </a:ext>
+                      </a:extLst>
+                    </a:blip>
+                    <a:stretch>
+                      <a:fillRect/>
+                    </a:stretch>
+                  </pic:blipFill>
+                  <pic:spPr>
+                    <a:xfrm>
+                      <a:off x="0" y="0"/>
+                      <a:ext cx="5876925" cy="3305810"/>
+                    </a:xfrm>
+                    <a:prstGeom prst="rect">
+                      <a:avLst/>
+                    </a:prstGeom>
+                  </pic:spPr>
+                </pic:pic>
+              </a:graphicData>
+            </a:graphic>
+          </wp:inline>
+        </w:drawing>
+      </w:r>
+    </w:p>
+    <w:p>
+      <w:pPr>
+        <w:pStyle w:val="BodyText"/>
+        <w:ind w:left="360"/>
+        <w:jc w:val="both"/>
+        <w:rPr>
+          <w:rFonts w:ascii="Cambria" w:eastAsia="Calibri" w:hAnsi="Cambria"/>
+          <w:i/>
+          <w:iCs/>
+        </w:rPr>
+      </w:pPr>
+      <w:r>
+        <w:rPr>
+          <w:rFonts w:ascii="Cambria" w:eastAsia="Calibri" w:hAnsi="Cambria"/>
+          <w:i/>
+          <w:iCs/>
+        </w:rPr>
+        <w:t>A small window of how the AIs work by themselves</w:t>
+      </w:r>
+    </w:p>
+    <w:p>
+      <w:pPr>
+        <w:pStyle w:val="BodyText"/>
+        <w:ind w:left="360"/>
+        <w:jc w:val="both"/>
+        <w:rPr>
+          <w:rFonts w:ascii="Cambria" w:eastAsia="Calibri" w:hAnsi="Cambria"/>
+        </w:rPr>
+      </w:pPr>
+      <w:r>
+        <w:rPr>
+          <w:rFonts w:ascii="Cambria" w:eastAsia="Calibri" w:hAnsi="Cambria"/>
+        </w:rPr>
+        <w:t>After all this, we get a fully working Pacman game that is run entirely by AIs, where ghosts each have their own unique patterns, and an evolving player that seeks nothing but flawless perfection, however due to the insufficient resources to run a game on 100x speed hundreds of times a day, Packer didn’t get the chance to fully evolve during the writing of this report, but will be trained by the time the presentation rolls around for even better performance.</w:t>
+      </w:r>
+    </w:p>
+    <w:p>
+      <w:pPr>
+        <w:pStyle w:val="BodyText"/>
+        <w:ind w:left="360"/>
+        <w:jc w:val="both"/>
+        <w:rPr>
+          <w:rFonts w:ascii="Cambria" w:hAnsi="Cambria"/>
+          <w:b/>
+          <w:bCs/>
+        </w:rPr>
+      </w:pPr>
+      <w:r>
+        <w:rPr>
+          <w:rFonts w:ascii="Cambria" w:eastAsia="Calibri" w:hAnsi="Cambria"/>
+          <w:b/>
+          <w:bCs/>
+        </w:rPr>
+        <w:lastRenderedPageBreak/>
+        <w:t>AI Tools like</w:t>
+      </w:r>
+      <w:r>
+        <w:rPr>
+          <w:rFonts w:ascii="Cambria" w:eastAsia="Calibri" w:hAnsi="Cambria"/>
+          <w:b/>
+          <w:bCs/>
+          <w:color w:val="000000"/>
+        </w:rPr>
+        <w:t xml:space="preserve"> ChatGPT</w:t>
+      </w:r>
+      <w:r>
+        <w:rPr>
+          <w:rFonts w:ascii="Cambria" w:eastAsia="Calibri" w:hAnsi="Cambria"/>
+          <w:b/>
+          <w:bCs/>
+          <w:color w:val="000000"/>
+        </w:rPr>
+        <w:t>, Gemini and Claude</w:t>
+      </w:r>
+      <w:r>
+        <w:rPr>
+          <w:rFonts w:ascii="Cambria" w:eastAsia="Calibri" w:hAnsi="Cambria"/>
+          <w:b/>
+          <w:bCs/>
+          <w:color w:val="000000"/>
+        </w:rPr>
+        <w:t xml:space="preserve"> have been used to facilitate research</w:t>
+      </w:r>
+      <w:r>
+        <w:rPr>
+          <w:rFonts w:ascii="Cambria" w:eastAsia="Calibri" w:hAnsi="Cambria"/>
+          <w:b/>
+          <w:bCs/>
+          <w:color w:val="000000"/>
+        </w:rPr>
+        <w:t>ing</w:t>
+      </w:r>
+      <w:r>
+        <w:rPr>
+          <w:rFonts w:ascii="Cambria" w:eastAsia="Calibri" w:hAnsi="Cambria"/>
+          <w:b/>
+          <w:bCs/>
+          <w:color w:val="000000"/>
+        </w:rPr>
+        <w:t>, fetching tutorials and documentation needed to make this possible, no Code was written by AI in this project.</w:t>
+      </w:r>
+      <w:r>
+        <w:rPr>
+          <w:rFonts w:ascii="Cambria" w:eastAsia="Calibri" w:hAnsi="Cambria"/>
+          <w:b/>
+          <w:bCs/>
+          <w:color w:val="000000"/>
+        </w:rPr>
+        <w:t xml:space="preserve"> Research without AI tools was still done.</w:t>
       </w:r>
     </w:p>
     <w:p>
@@ -1652,93 +1399,10 @@
         </w:rPr>
       </w:pPr>
     </w:p>
-    <w:p>
-      <w:pPr>
-        <w:pStyle w:val="BodyText"/>
-        <w:ind w:left="360"/>
-        <w:jc w:val="both"/>
-        <w:rPr>
-          <w:rFonts w:ascii="Cambria" w:hAnsi="Cambria"/>
-          <w:b/>
-          <w:bCs/>
-        </w:rPr>
-      </w:pPr>
-      <w:r>
-        <w:rPr>
-          <w:rFonts w:ascii="Cambria" w:eastAsia="Calibri" w:hAnsi="Cambria"/>
-          <w:b/>
-          <w:bCs/>
-          <w:color w:val="000000"/>
-        </w:rPr>
-        <w:t xml:space="preserve">P.S. </w:t>
-      </w:r>
-      <w:r>
-        <w:rPr>
-          <w:rFonts w:ascii="Cambria" w:eastAsia="Calibri" w:hAnsi="Cambria"/>
-          <w:b/>
-          <w:bCs/>
-          <w:color w:val="0E0E0E"/>
-        </w:rPr>
-        <w:t xml:space="preserve">The use of AI tools (e.g., </w:t>
-      </w:r>
-      <w:proofErr w:type="spellStart"/>
-      <w:r>
-        <w:rPr>
-          <w:rFonts w:ascii="Cambria" w:eastAsia="Calibri" w:hAnsi="Cambria"/>
-          <w:b/>
-          <w:bCs/>
-          <w:color w:val="0E0E0E"/>
-        </w:rPr>
-        <w:t>ChatGPT</w:t>
-      </w:r>
-      <w:proofErr w:type="spellEnd"/>
-      <w:r>
-        <w:rPr>
-          <w:rFonts w:ascii="Cambria" w:eastAsia="Calibri" w:hAnsi="Cambria"/>
-          <w:b/>
-          <w:bCs/>
-          <w:color w:val="0E0E0E"/>
-        </w:rPr>
-        <w:t xml:space="preserve">, </w:t>
-      </w:r>
-      <w:proofErr w:type="spellStart"/>
-      <w:r>
-        <w:rPr>
-          <w:rFonts w:ascii="Cambria" w:eastAsia="Calibri" w:hAnsi="Cambria"/>
-          <w:b/>
-          <w:bCs/>
-          <w:color w:val="0E0E0E"/>
-        </w:rPr>
-        <w:t>DeepSeek</w:t>
-      </w:r>
-      <w:proofErr w:type="spellEnd"/>
-      <w:r>
-        <w:rPr>
-          <w:rFonts w:ascii="Cambria" w:eastAsia="Calibri" w:hAnsi="Cambria"/>
-          <w:b/>
-          <w:bCs/>
-          <w:color w:val="0E0E0E"/>
-        </w:rPr>
-        <w:t>, etc.) must be clearly acknowledged in your report. Such tools may be used for assistance, inspiration, or fixing grammar, but not for the full redaction of the report.</w:t>
-      </w:r>
-    </w:p>
-    <w:p>
-      <w:pPr>
-        <w:pStyle w:val="BodyText"/>
-        <w:ind w:left="360"/>
-        <w:jc w:val="both"/>
-        <w:rPr>
-          <w:rFonts w:ascii="Cambria" w:eastAsia="Calibri" w:hAnsi="Cambria"/>
-          <w:i/>
-          <w:iCs/>
-          <w:color w:val="666666"/>
-        </w:rPr>
-      </w:pPr>
-    </w:p>
     <w:sectPr>
-      <w:headerReference w:type="even" r:id="rId14"/>
-      <w:headerReference w:type="default" r:id="rId15"/>
-      <w:headerReference w:type="first" r:id="rId16"/>
+      <w:headerReference w:type="even" r:id="rId15"/>
+      <w:headerReference w:type="default" r:id="rId16"/>
+      <w:headerReference w:type="first" r:id="rId17"/>
       <w:pgSz w:w="11906" w:h="16838"/>
       <w:pgMar w:top="1440" w:right="1800" w:bottom="1440" w:left="851" w:header="708" w:footer="0" w:gutter="0"/>
       <w:cols w:space="720"/>
@@ -3079,6 +2743,15 @@
 </file>
 
 <file path=customXml/item2.xml><?xml version="1.0" encoding="utf-8"?>
+<?mso-contentType ?>
+<FormTemplates xmlns="http://schemas.microsoft.com/sharepoint/v3/contenttype/forms">
+  <Display>DocumentLibraryForm</Display>
+  <Edit>DocumentLibraryForm</Edit>
+  <New>DocumentLibraryForm</New>
+</FormTemplates>
+</file>
+
+<file path=customXml/item3.xml><?xml version="1.0" encoding="utf-8"?>
 <ct:contentTypeSchema xmlns:ct="http://schemas.microsoft.com/office/2006/metadata/contentType" xmlns:ma="http://schemas.microsoft.com/office/2006/metadata/properties/metaAttributes" ct:_="" ma:_="" ma:contentTypeName="Document" ma:contentTypeID="0x01010011D8C6D472D11F489C4CBA7DEC9FC9DD" ma:contentTypeVersion="1" ma:contentTypeDescription="Create a new document." ma:contentTypeScope="" ma:versionID="b271d71a973455ddc7e48a9aafdedffc">
   <xsd:schema xmlns:xsd="http://www.w3.org/2001/XMLSchema" xmlns:xs="http://www.w3.org/2001/XMLSchema" xmlns:p="http://schemas.microsoft.com/office/2006/metadata/properties" xmlns:ns2="feeeee32-09a5-4938-9131-4779aabfd178" targetNamespace="http://schemas.microsoft.com/office/2006/metadata/properties" ma:root="true" ma:fieldsID="91321c3e09af2ab28bbaf81bd84ad7c6" ns2:_="">
     <xsd:import namespace="feeeee32-09a5-4938-9131-4779aabfd178"/>
@@ -3204,15 +2877,6 @@
 </ct:contentTypeSchema>
 </file>
 
-<file path=customXml/item3.xml><?xml version="1.0" encoding="utf-8"?>
-<?mso-contentType ?>
-<FormTemplates xmlns="http://schemas.microsoft.com/sharepoint/v3/contenttype/forms">
-  <Display>DocumentLibraryForm</Display>
-  <Edit>DocumentLibraryForm</Edit>
-  <New>DocumentLibraryForm</New>
-</FormTemplates>
-</file>
-
 <file path=customXml/itemProps1.xml><?xml version="1.0" encoding="utf-8"?>
 <ds:datastoreItem xmlns:ds="http://schemas.openxmlformats.org/officeDocument/2006/customXml" ds:itemID="{72FAAF5C-09EB-4058-8B37-071DD8DFA4C6}">
   <ds:schemaRefs>
@@ -3224,6 +2888,14 @@
 </file>
 
 <file path=customXml/itemProps2.xml><?xml version="1.0" encoding="utf-8"?>
+<ds:datastoreItem xmlns:ds="http://schemas.openxmlformats.org/officeDocument/2006/customXml" ds:itemID="{4BF875E2-23F0-4468-BC22-F9094A1A41A5}">
+  <ds:schemaRefs>
+    <ds:schemaRef ds:uri="http://schemas.microsoft.com/sharepoint/v3/contenttype/forms"/>
+  </ds:schemaRefs>
+</ds:datastoreItem>
+</file>
+
+<file path=customXml/itemProps3.xml><?xml version="1.0" encoding="utf-8"?>
 <ds:datastoreItem xmlns:ds="http://schemas.openxmlformats.org/officeDocument/2006/customXml" ds:itemID="{D9E94432-7B24-4CC1-87F4-F4341E632208}">
   <ds:schemaRefs>
     <ds:schemaRef ds:uri="http://schemas.microsoft.com/office/2006/metadata/contentType"/>
@@ -3239,12 +2911,4 @@
     <ds:schemaRef ds:uri="http://schemas.microsoft.com/internal/obd"/>
   </ds:schemaRefs>
 </ds:datastoreItem>
-</file>
-
-<file path=customXml/itemProps3.xml><?xml version="1.0" encoding="utf-8"?>
-<ds:datastoreItem xmlns:ds="http://schemas.openxmlformats.org/officeDocument/2006/customXml" ds:itemID="{4BF875E2-23F0-4468-BC22-F9094A1A41A5}">
-  <ds:schemaRefs>
-    <ds:schemaRef ds:uri="http://schemas.microsoft.com/sharepoint/v3/contenttype/forms"/>
-  </ds:schemaRefs>
-</ds:datastoreItem>
 </file>